--- a/docs/user-guides/manuals/user-manual-system-admin.th.docx
+++ b/docs/user-guides/manuals/user-manual-system-admin.th.docx
@@ -181,7 +181,7 @@
           <w:sz w:val="28"/>
           <w:szCs w:val="28"/>
         </w:rPr>
-        <w:t xml:space="preserve">เวอร์ชันระบบ v1.1.0</w:t>
+        <w:t xml:space="preserve">เวอร์ชันระบบ v1.4.0</w:t>
       </w:r>
       <w:r>
         <w:rPr>
@@ -197,7 +197,7 @@
           <w:sz w:val="28"/>
           <w:szCs w:val="28"/>
         </w:rPr>
-        <w:t xml:space="preserve">ปรับปรุงล่าสุด 3 กันยายน 2026</w:t>
+        <w:t xml:space="preserve">ปรับปรุงล่าสุด 10 กันยายน 2026</w:t>
       </w:r>
     </w:p>
     <w:p>
@@ -211,7 +211,7 @@
           <w:sz w:val="28"/>
           <w:szCs w:val="28"/>
         </w:rPr>
-        <w:t xml:space="preserve">คู่มือฉบับที่ 1.0</w:t>
+        <w:t xml:space="preserve">คู่มือฉบับที่ 1.1</w:t>
       </w:r>
     </w:p>
     <w:p>

--- a/docs/user-guides/manuals/user-manual-system-admin.th.docx
+++ b/docs/user-guides/manuals/user-manual-system-admin.th.docx
@@ -181,7 +181,7 @@
           <w:sz w:val="28"/>
           <w:szCs w:val="28"/>
         </w:rPr>
-        <w:t xml:space="preserve">เวอร์ชันระบบ v1.4.0</w:t>
+        <w:t xml:space="preserve">เวอร์ชันระบบ v1.5.0</w:t>
       </w:r>
       <w:r>
         <w:rPr>
@@ -197,7 +197,7 @@
           <w:sz w:val="28"/>
           <w:szCs w:val="28"/>
         </w:rPr>
-        <w:t xml:space="preserve">ปรับปรุงล่าสุด 10 กันยายน 2026</w:t>
+        <w:t xml:space="preserve">ปรับปรุงล่าสุด 11 กันยายน 2026</w:t>
       </w:r>
     </w:p>
     <w:p>
@@ -1987,6 +1987,88 @@
         </w:tc>
       </w:tr>
     </w:tbl>
+    <w:tbl>
+      <w:tblPr>
+        <w:tblW w:type="dxa" w:w="9600"/>
+        <w:tblBorders>
+          <w:top w:val="single" w:color="F1F3F6" w:sz="2"/>
+          <w:left w:val="single" w:color="6C7888" w:sz="28"/>
+          <w:bottom w:val="single" w:color="F1F3F6" w:sz="2"/>
+          <w:right w:val="single" w:color="F1F3F6" w:sz="2"/>
+          <w:insideH w:val="single" w:color="auto" w:sz="4"/>
+          <w:insideV w:val="single" w:color="auto" w:sz="4"/>
+        </w:tblBorders>
+      </w:tblPr>
+      <w:tblGrid>
+        <w:gridCol w:w="9600"/>
+      </w:tblGrid>
+      <w:tr>
+        <w:tc>
+          <w:tcPr>
+            <w:tcW w:type="dxa" w:w="9600"/>
+            <w:shd w:fill="F1F3F6" w:color="auto" w:val="clear"/>
+            <w:tcMar>
+              <w:top w:type="dxa" w:w="140"/>
+              <w:left w:type="dxa" w:w="200"/>
+              <w:bottom w:type="dxa" w:w="140"/>
+              <w:right w:type="dxa" w:w="200"/>
+            </w:tcMar>
+          </w:tcPr>
+          <w:p>
+            <w:pPr>
+              <w:spacing w:after="60"/>
+            </w:pPr>
+            <w:r>
+              <w:rPr>
+                <w:b/>
+                <w:bCs/>
+                <w:color w:val="6C7888"/>
+                <w:sz w:val="30"/>
+                <w:szCs w:val="30"/>
+              </w:rPr>
+              <w:t xml:space="preserve">สิ่งที่ต้องจำ</w:t>
+            </w:r>
+          </w:p>
+          <w:p>
+            <w:pPr>
+              <w:spacing w:after="0"/>
+            </w:pPr>
+            <w:r>
+              <w:rPr>
+                <w:b/>
+                <w:bCs/>
+                <w:sz w:val="32"/>
+                <w:szCs w:val="32"/>
+              </w:rPr>
+              <w:t xml:space="preserve">เพิ่ม v1.5.0: </w:t>
+            </w:r>
+            <w:r>
+              <w:rPr>
+                <w:sz w:val="32"/>
+                <w:szCs w:val="32"/>
+              </w:rPr>
+              <w:t xml:space="preserve">เมื่อคุณส่งรายงานแล้ว Tier 2 จะตรวจรับงานของคุณโดยติ๊ก </w:t>
+            </w:r>
+            <w:r>
+              <w:rPr>
+                <w:b/>
+                <w:bCs/>
+                <w:sz w:val="32"/>
+                <w:szCs w:val="32"/>
+              </w:rPr>
+              <w:t xml:space="preserve">รายการตรวจสอบการแก้ไขมาตรฐาน 15 ข้อ (Section 8)</w:t>
+            </w:r>
+            <w:r>
+              <w:rPr>
+                <w:sz w:val="32"/>
+                <w:szCs w:val="32"/>
+              </w:rPr>
+              <w:t xml:space="preserve"> — เขียนผลและมาตรการให้ครบถ้วนจะช่วยให้ผ่านการตรวจรับได้เร็วขึ้น</w:t>
+            </w:r>
+          </w:p>
+        </w:tc>
+      </w:tr>
+    </w:tbl>
     <w:p>
       <w:pPr>
         <w:pStyle w:val="Heading2"/>
@@ -2021,6 +2103,104 @@
           <w:szCs w:val="32"/>
         </w:rPr>
         <w:t xml:space="preserve"> ให้อ่านเหตุผล แก้ไข แล้วส่งใหม่ วงจรนี้วนซ้ำได้จนกว่าจะควบคุมสำเร็จ</w:t>
+      </w:r>
+    </w:p>
+    <w:p>
+      <w:pPr>
+        <w:pStyle w:val="Heading2"/>
+      </w:pPr>
+      <w:r>
+        <w:t xml:space="preserve">5.4 ดูตัวอย่างไฟล์แนบ และการยกเลิกตั๋ว (เพิ่ม v1.5.0)</w:t>
+      </w:r>
+    </w:p>
+    <w:p>
+      <w:pPr>
+        <w:spacing w:after="120"/>
+      </w:pPr>
+      <w:r>
+        <w:rPr>
+          <w:sz w:val="32"/>
+          <w:szCs w:val="32"/>
+        </w:rPr>
+        <w:t xml:space="preserve">ไฟล์แนบที่เป็นรูปภาพและข้อความ/log/CSV มีลิงก์ </w:t>
+      </w:r>
+      <w:r>
+        <w:rPr>
+          <w:b/>
+          <w:bCs/>
+          <w:color w:val="1F2D3D"/>
+          <w:sz w:val="32"/>
+          <w:szCs w:val="32"/>
+        </w:rPr>
+        <w:t xml:space="preserve">ดูตัวอย่าง</w:t>
+      </w:r>
+      <w:r>
+        <w:rPr>
+          <w:sz w:val="32"/>
+          <w:szCs w:val="32"/>
+        </w:rPr>
+        <w:t xml:space="preserve"> เปิดดูในแท็บใหม่ได้โดยไม่ต้องดาวน์โหลด (ไฟล์ประเภทอื่นยังเป็นการดาวน์โหลด และทุกกรณีผ่านการตรวจสิทธิ์)</w:t>
+      </w:r>
+    </w:p>
+    <w:p>
+      <w:pPr>
+        <w:spacing w:after="120"/>
+      </w:pPr>
+      <w:r>
+        <w:rPr>
+          <w:sz w:val="32"/>
+          <w:szCs w:val="32"/>
+        </w:rPr>
+        <w:t xml:space="preserve">หากคุณพบว่าตั๋วที่ถือครองอยู่เป็น </w:t>
+      </w:r>
+      <w:r>
+        <w:rPr>
+          <w:b/>
+          <w:bCs/>
+          <w:sz w:val="32"/>
+          <w:szCs w:val="32"/>
+        </w:rPr>
+        <w:t xml:space="preserve">รายการซ้ำหรือเปิดผิด</w:t>
+      </w:r>
+      <w:r>
+        <w:rPr>
+          <w:sz w:val="32"/>
+          <w:szCs w:val="32"/>
+        </w:rPr>
+        <w:t xml:space="preserve"> คุณสามารถ </w:t>
+      </w:r>
+      <w:r>
+        <w:rPr>
+          <w:b/>
+          <w:bCs/>
+          <w:color w:val="1F2D3D"/>
+          <w:sz w:val="32"/>
+          <w:szCs w:val="32"/>
+        </w:rPr>
+        <w:t xml:space="preserve">ยื่นคำขอยกเลิก</w:t>
+      </w:r>
+      <w:r>
+        <w:rPr>
+          <w:sz w:val="32"/>
+          <w:szCs w:val="32"/>
+        </w:rPr>
+        <w:t xml:space="preserve"> ได้จากการ์ดยกเลิกบนหน้ารายละเอียดตั๋ว โดย </w:t>
+      </w:r>
+      <w:r>
+        <w:rPr>
+          <w:b/>
+          <w:bCs/>
+          <w:sz w:val="32"/>
+          <w:szCs w:val="32"/>
+        </w:rPr>
+        <w:t xml:space="preserve">ผู้จัดการ SOC เป็นผู้อนุมัติหรือปฏิเสธ</w:t>
+      </w:r>
+      <w:r>
+        <w:rPr>
+          <w:sz w:val="32"/>
+          <w:szCs w:val="32"/>
+        </w:rPr>
+        <w:t xml:space="preserve"> — คำขอที่ค้างอยู่ไม่หยุดงานหรือนาฬิกา OLA</w:t>
       </w:r>
     </w:p>
     <w:p>
